--- a/worksheets/wordDocs/EigenValuesVectors_Investigation_Answers.docx
+++ b/worksheets/wordDocs/EigenValuesVectors_Investigation_Answers.docx
@@ -23,31 +23,7 @@
           <w:sz w:val="22"/>
           <w:szCs w:val="22"/>
         </w:rPr>
-        <w:t xml:space="preserve">In this activity you will explore how different vectors behave under transformations. Use </w:t>
-      </w:r>
-      <w:proofErr w:type="spellStart"/>
-      <w:r>
-        <w:rPr>
-          <w:b/>
-          <w:bCs/>
-          <w:i/>
-          <w:iCs/>
-          <w:sz w:val="22"/>
-          <w:szCs w:val="22"/>
-        </w:rPr>
-        <w:t>Vectorama</w:t>
-      </w:r>
-      <w:proofErr w:type="spellEnd"/>
-      <w:r>
-        <w:rPr>
-          <w:b/>
-          <w:bCs/>
-          <w:i/>
-          <w:iCs/>
-          <w:sz w:val="22"/>
-          <w:szCs w:val="22"/>
-        </w:rPr>
-        <w:t xml:space="preserve"> to observe patterns and describe what you notice.</w:t>
+        <w:t>In this activity you will explore how different vectors behave under transformations. Use Vectorama to observe patterns and describe what you notice.</w:t>
       </w:r>
     </w:p>
     <w:p>
@@ -121,15 +97,7 @@
         </w:drawing>
       </w:r>
       <w:r>
-        <w:t xml:space="preserve">Open </w:t>
-      </w:r>
-      <w:proofErr w:type="spellStart"/>
-      <w:r>
-        <w:t>Vectorama</w:t>
-      </w:r>
-      <w:proofErr w:type="spellEnd"/>
-      <w:r>
-        <w:t xml:space="preserve"> (</w:t>
+        <w:t>Open Vectorama (</w:t>
       </w:r>
       <w:hyperlink r:id="rId8" w:history="1">
         <w:r>
@@ -255,13 +223,26 @@
             </w:r>
           </w:p>
           <w:p/>
-          <w:p/>
           <w:p>
             <w:r>
               <w:t>Where does each point on the line x = 2 get mapped to under this transformation?</w:t>
             </w:r>
             <w:r>
+              <w:t xml:space="preserve"> </w:t>
+            </w:r>
+            <w:r>
+              <w:rPr>
+                <w:color w:val="4EA72E" w:themeColor="accent6"/>
+              </w:rPr>
+              <w:t>Another point on the same line</w:t>
+            </w:r>
+            <w:r>
+              <w:rPr>
+                <w:color w:val="4EA72E" w:themeColor="accent6"/>
+              </w:rPr>
               <w:br/>
+            </w:r>
+            <w:r>
               <w:t>What might this line be called?</w:t>
             </w:r>
             <w:r>
@@ -343,24 +324,28 @@
           </w:p>
           <w:p/>
           <w:p>
+            <w:pPr>
+              <w:rPr>
+                <w:color w:val="4EA72E" w:themeColor="accent6"/>
+              </w:rPr>
+            </w:pPr>
             <w:r>
               <w:t>Compare what you see now with what you observed in Exercise 1.</w:t>
             </w:r>
             <w:r>
               <w:br/>
             </w:r>
-          </w:p>
-          <w:p>
-            <w:pPr>
+            <w:r>
               <w:rPr>
                 <w:color w:val="4EA72E" w:themeColor="accent6"/>
               </w:rPr>
-            </w:pPr>
+              <w:t>The direction of each vector changes</w:t>
+            </w:r>
             <w:r>
               <w:rPr>
                 <w:color w:val="4EA72E" w:themeColor="accent6"/>
               </w:rPr>
-              <w:t>The direction of each vector changes</w:t>
+              <w:t>. The purpose of this exercise is to emphasise that eigenvector =&gt; invariant but invariant does not imply eigenvector (common misconception)</w:t>
             </w:r>
           </w:p>
           <w:p/>
@@ -975,7 +960,6 @@
               </w:rPr>
               <w:t>[</w:t>
             </w:r>
-            <w:proofErr w:type="spellStart"/>
             <w:r>
               <w:rPr>
                 <w:rFonts w:ascii="Consolas" w:hAnsi="Consolas"/>
@@ -986,7 +970,6 @@
               </w:rPr>
               <w:t>i</w:t>
             </w:r>
-            <w:proofErr w:type="spellEnd"/>
             <w:r>
               <w:rPr>
                 <w:rFonts w:ascii="Consolas" w:hAnsi="Consolas"/>
@@ -1088,6 +1071,12 @@
                 <w:color w:val="4EA72E" w:themeColor="accent6"/>
               </w:rPr>
               <w:t>Eigenvalues describe scale. Eigenvectors are directions that are unchanged</w:t>
+            </w:r>
+            <w:r>
+              <w:rPr>
+                <w:color w:val="4EA72E" w:themeColor="accent6"/>
+              </w:rPr>
+              <w:t xml:space="preserve"> (or flipped)</w:t>
             </w:r>
           </w:p>
           <w:p>

--- a/worksheets/wordDocs/EigenValuesVectors_Investigation_Answers.docx
+++ b/worksheets/wordDocs/EigenValuesVectors_Investigation_Answers.docx
@@ -23,7 +23,31 @@
           <w:sz w:val="22"/>
           <w:szCs w:val="22"/>
         </w:rPr>
-        <w:t>In this activity you will explore how different vectors behave under transformations. Use Vectorama to observe patterns and describe what you notice.</w:t>
+        <w:t xml:space="preserve">In this activity you will explore how different vectors behave under transformations. Use </w:t>
+      </w:r>
+      <w:proofErr w:type="spellStart"/>
+      <w:r>
+        <w:rPr>
+          <w:b/>
+          <w:bCs/>
+          <w:i/>
+          <w:iCs/>
+          <w:sz w:val="22"/>
+          <w:szCs w:val="22"/>
+        </w:rPr>
+        <w:t>Vectorama</w:t>
+      </w:r>
+      <w:proofErr w:type="spellEnd"/>
+      <w:r>
+        <w:rPr>
+          <w:b/>
+          <w:bCs/>
+          <w:i/>
+          <w:iCs/>
+          <w:sz w:val="22"/>
+          <w:szCs w:val="22"/>
+        </w:rPr>
+        <w:t xml:space="preserve"> to observe patterns and describe what you notice.</w:t>
       </w:r>
     </w:p>
     <w:p>
@@ -97,7 +121,15 @@
         </w:drawing>
       </w:r>
       <w:r>
-        <w:t>Open Vectorama (</w:t>
+        <w:t xml:space="preserve">Open </w:t>
+      </w:r>
+      <w:proofErr w:type="spellStart"/>
+      <w:r>
+        <w:t>Vectorama</w:t>
+      </w:r>
+      <w:proofErr w:type="spellEnd"/>
+      <w:r>
+        <w:t xml:space="preserve"> (</w:t>
       </w:r>
       <w:hyperlink r:id="rId8" w:history="1">
         <w:r>
@@ -574,7 +606,17 @@
               <w:t>magnitude</w:t>
             </w:r>
             <w:r>
-              <w:t xml:space="preserve"> and orientation.</w:t>
+              <w:t xml:space="preserve"> and </w:t>
+            </w:r>
+            <w:r>
+              <w:rPr>
+                <w:b/>
+                <w:bCs/>
+              </w:rPr>
+              <w:t>orientation</w:t>
+            </w:r>
+            <w:r>
+              <w:t>.</w:t>
             </w:r>
             <w:r>
               <w:t xml:space="preserve"> Does the vector stay on the same line through the origin?</w:t>
@@ -960,6 +1002,7 @@
               </w:rPr>
               <w:t>[</w:t>
             </w:r>
+            <w:proofErr w:type="spellStart"/>
             <w:r>
               <w:rPr>
                 <w:rFonts w:ascii="Consolas" w:hAnsi="Consolas"/>
@@ -970,6 +1013,7 @@
               </w:rPr>
               <w:t>i</w:t>
             </w:r>
+            <w:proofErr w:type="spellEnd"/>
             <w:r>
               <w:rPr>
                 <w:rFonts w:ascii="Consolas" w:hAnsi="Consolas"/>
@@ -1037,10 +1081,7 @@
                 <w:b/>
                 <w:bCs/>
               </w:rPr>
-              <w:t>Eigenvalues</w:t>
-            </w:r>
-            <w:r>
-              <w:t xml:space="preserve"> and </w:t>
+              <w:t>e</w:t>
             </w:r>
             <w:r>
               <w:rPr>
@@ -1048,7 +1089,26 @@
                 <w:b/>
                 <w:bCs/>
               </w:rPr>
-              <w:t>Eigenvectors</w:t>
+              <w:t>igenvalues</w:t>
+            </w:r>
+            <w:r>
+              <w:t xml:space="preserve"> and </w:t>
+            </w:r>
+            <w:r>
+              <w:rPr>
+                <w:rFonts w:ascii="Consolas" w:hAnsi="Consolas"/>
+                <w:b/>
+                <w:bCs/>
+              </w:rPr>
+              <w:t>e</w:t>
+            </w:r>
+            <w:r>
+              <w:rPr>
+                <w:rFonts w:ascii="Consolas" w:hAnsi="Consolas"/>
+                <w:b/>
+                <w:bCs/>
+              </w:rPr>
+              <w:t>igenvectors</w:t>
             </w:r>
             <w:r>
               <w:t xml:space="preserve">. </w:t>
@@ -1142,7 +1202,15 @@
                 <w:b/>
                 <w:bCs/>
               </w:rPr>
-              <w:t>Eigenspaces</w:t>
+              <w:t>e</w:t>
+            </w:r>
+            <w:r>
+              <w:rPr>
+                <w:rFonts w:ascii="Consolas" w:hAnsi="Consolas"/>
+                <w:b/>
+                <w:bCs/>
+              </w:rPr>
+              <w:t>igenspaces</w:t>
             </w:r>
             <w:r>
               <w:t xml:space="preserve"> for the matrix. </w:t>
